--- a/Retail_SQL_Project/Documentation/Stakeholder Requirements.docx
+++ b/Retail_SQL_Project/Documentation/Stakeholder Requirements.docx
@@ -68,15 +68,6 @@
         </w:rPr>
         <w:br/>
         <w:t>Document Version: 1.0</w:t>
-      </w:r>
-      <w:r>
-        <w:rPr>
-          <w:rFonts w:ascii="Times New Roman" w:hAnsi="Times New Roman" w:cs="Times New Roman"/>
-          <w:sz w:val="24"/>
-          <w:szCs w:val="24"/>
-        </w:rPr>
-        <w:br/>
-        <w:t>Prepared By: Blessing Ilesanmi</w:t>
       </w:r>
       <w:r>
         <w:rPr>
@@ -629,37 +620,6 @@
     </w:p>
     <w:p>
       <w:pPr>
-        <w:ind w:left="720"/>
-        <w:jc w:val="both"/>
-        <w:rPr>
-          <w:rFonts w:ascii="Times New Roman" w:hAnsi="Times New Roman" w:cs="Times New Roman"/>
-          <w:sz w:val="24"/>
-          <w:szCs w:val="24"/>
-        </w:rPr>
-      </w:pPr>
-    </w:p>
-    <w:p>
-      <w:pPr>
-        <w:ind w:left="720"/>
-        <w:rPr>
-          <w:rFonts w:ascii="Times New Roman" w:hAnsi="Times New Roman" w:cs="Times New Roman"/>
-          <w:sz w:val="24"/>
-          <w:szCs w:val="24"/>
-        </w:rPr>
-      </w:pPr>
-    </w:p>
-    <w:p>
-      <w:pPr>
-        <w:ind w:left="720"/>
-        <w:rPr>
-          <w:rFonts w:ascii="Times New Roman" w:hAnsi="Times New Roman" w:cs="Times New Roman"/>
-          <w:sz w:val="24"/>
-          <w:szCs w:val="24"/>
-        </w:rPr>
-      </w:pPr>
-    </w:p>
-    <w:p>
-      <w:pPr>
         <w:rPr>
           <w:rFonts w:ascii="Times New Roman" w:hAnsi="Times New Roman" w:cs="Times New Roman"/>
           <w:b/>
@@ -676,7 +636,6 @@
           <w:sz w:val="24"/>
           <w:szCs w:val="24"/>
         </w:rPr>
-        <w:lastRenderedPageBreak/>
         <w:t>Data Requirements</w:t>
       </w:r>
     </w:p>
@@ -789,25 +748,7 @@
           <w:sz w:val="24"/>
           <w:szCs w:val="24"/>
         </w:rPr>
-        <w:t xml:space="preserve">Date fields are properly formatted for </w:t>
-      </w:r>
-      <w:proofErr w:type="gramStart"/>
-      <w:r>
-        <w:rPr>
-          <w:rFonts w:ascii="Times New Roman" w:hAnsi="Times New Roman" w:cs="Times New Roman"/>
-          <w:sz w:val="24"/>
-          <w:szCs w:val="24"/>
-        </w:rPr>
-        <w:t>time based</w:t>
-      </w:r>
-      <w:proofErr w:type="gramEnd"/>
-      <w:r>
-        <w:rPr>
-          <w:rFonts w:ascii="Times New Roman" w:hAnsi="Times New Roman" w:cs="Times New Roman"/>
-          <w:sz w:val="24"/>
-          <w:szCs w:val="24"/>
-        </w:rPr>
-        <w:t xml:space="preserve"> analysis.</w:t>
+        <w:t>Date fields are properly formatted for time based analysis.</w:t>
       </w:r>
     </w:p>
     <w:p>
@@ -1916,6 +1857,7 @@
   <w:style w:type="character" w:default="1" w:styleId="DefaultParagraphFont">
     <w:name w:val="Default Paragraph Font"/>
     <w:uiPriority w:val="1"/>
+    <w:semiHidden/>
     <w:unhideWhenUsed/>
   </w:style>
   <w:style w:type="table" w:default="1" w:styleId="TableNormal">
